--- a/docs/NWGS_Grid_DATA_REFERENCE.docx
+++ b/docs/NWGS_Grid_DATA_REFERENCE.docx
@@ -69,7 +69,7 @@
         <w:t xml:space="preserve">Generated:</w:t>
       </w:r>
       <w:r>
-        <w:t xml:space="preserve"> 2026-10-14</w:t>
+        <w:t xml:space="preserve"> 2026-10-15</w:t>
       </w:r>
     </w:p>
     <w:p>
@@ -13481,7 +13481,7 @@
                 <w:sz w:val="18"/>
                 <w:szCs w:val="18"/>
               </w:rPr>
-              <w:t xml:space="preserve">0.113</w:t>
+              <w:t xml:space="preserve">0.111</w:t>
             </w:r>
           </w:p>
         </w:tc>
@@ -21986,7 +21986,7 @@
         <w:spacing w:after="120" w:line="276"/>
       </w:pPr>
       <w:r>
-        <w:t xml:space="preserve">4,018 rows, 12 columns.</w:t>
+        <w:t xml:space="preserve">4,014 rows, 12 columns.</w:t>
       </w:r>
     </w:p>
     <w:tbl>
@@ -22616,7 +22616,7 @@
                 <w:sz w:val="18"/>
                 <w:szCs w:val="18"/>
               </w:rPr>
-              <w:t xml:space="preserve">QW256099.1</w:t>
+              <w:t xml:space="preserve">QX762927.1</w:t>
             </w:r>
           </w:p>
         </w:tc>
@@ -22740,7 +22740,7 @@
                 <w:sz w:val="18"/>
                 <w:szCs w:val="18"/>
               </w:rPr>
-              <w:t xml:space="preserve">2026-09-15 00:00:00+00:00</w:t>
+              <w:t xml:space="preserve">2026-07-06 00:00:00+00:00</w:t>
             </w:r>
           </w:p>
         </w:tc>
@@ -22864,7 +22864,7 @@
                 <w:sz w:val="18"/>
                 <w:szCs w:val="18"/>
               </w:rPr>
-              <w:t xml:space="preserve">2026-09-15 00:00:00+00:00</w:t>
+              <w:t xml:space="preserve">2026-10-10 00:00:00+00:00</w:t>
             </w:r>
           </w:p>
         </w:tc>
@@ -23112,7 +23112,7 @@
                 <w:sz w:val="18"/>
                 <w:szCs w:val="18"/>
               </w:rPr>
-              <w:t xml:space="preserve">China: Tianjin</w:t>
+              <w:t xml:space="preserve">USA: PA</w:t>
             </w:r>
           </w:p>
         </w:tc>
@@ -23236,7 +23236,7 @@
                 <w:sz w:val="18"/>
                 <w:szCs w:val="18"/>
               </w:rPr>
-              <w:t xml:space="preserve">Asia</w:t>
+              <w:t xml:space="preserve">North America</w:t>
             </w:r>
           </w:p>
         </w:tc>
@@ -23360,7 +23360,7 @@
                 <w:sz w:val="18"/>
                 <w:szCs w:val="18"/>
               </w:rPr>
-              <w:t xml:space="preserve">WI</w:t>
+              <w:t xml:space="preserve">PA</w:t>
             </w:r>
           </w:p>
         </w:tc>
@@ -24417,7 +24417,7 @@
                 <w:sz w:val="18"/>
                 <w:szCs w:val="18"/>
               </w:rPr>
-              <w:t xml:space="preserve">390</w:t>
+              <w:t xml:space="preserve">438</w:t>
             </w:r>
           </w:p>
         </w:tc>
@@ -24596,7 +24596,7 @@
         <w:spacing w:after="120" w:line="276"/>
       </w:pPr>
       <w:r>
-        <w:t xml:space="preserve">171 rows, 19 columns.</w:t>
+        <w:t xml:space="preserve">223 rows, 19 columns.</w:t>
       </w:r>
     </w:p>
     <w:tbl>
@@ -25102,7 +25102,7 @@
                 <w:sz w:val="18"/>
                 <w:szCs w:val="18"/>
               </w:rPr>
-              <w:t xml:space="preserve">Liberia</w:t>
+              <w:t xml:space="preserve">Greenland</w:t>
             </w:r>
           </w:p>
         </w:tc>
@@ -25226,7 +25226,7 @@
                 <w:sz w:val="18"/>
                 <w:szCs w:val="18"/>
               </w:rPr>
-              <w:t xml:space="preserve">LBR</w:t>
+              <w:t xml:space="preserve">GRL</w:t>
             </w:r>
           </w:p>
         </w:tc>
@@ -25474,7 +25474,7 @@
                 <w:sz w:val="18"/>
                 <w:szCs w:val="18"/>
               </w:rPr>
-              <w:t xml:space="preserve">Low income</w:t>
+              <w:t xml:space="preserve">High income</w:t>
             </w:r>
           </w:p>
         </w:tc>
@@ -25598,7 +25598,7 @@
                 <w:sz w:val="18"/>
                 <w:szCs w:val="18"/>
               </w:rPr>
-              <w:t xml:space="preserve">5.613e+06</w:t>
+              <w:t xml:space="preserve">5.599e+04</w:t>
             </w:r>
           </w:p>
         </w:tc>
@@ -25846,7 +25846,7 @@
                 <w:sz w:val="18"/>
                 <w:szCs w:val="18"/>
               </w:rPr>
-              <w:t xml:space="preserve">5.613e+06</w:t>
+              <w:t xml:space="preserve">5.599e+04</w:t>
             </w:r>
           </w:p>
         </w:tc>
@@ -26218,7 +26218,7 @@
                 <w:sz w:val="18"/>
                 <w:szCs w:val="18"/>
               </w:rPr>
-              <w:t xml:space="preserve">4.843e+05</w:t>
+              <w:t xml:space="preserve">4.871e+05</w:t>
             </w:r>
           </w:p>
         </w:tc>
@@ -26466,7 +26466,7 @@
                 <w:sz w:val="18"/>
                 <w:szCs w:val="18"/>
               </w:rPr>
-              <w:t xml:space="preserve">33.91</w:t>
+              <w:t xml:space="preserve">0</w:t>
             </w:r>
           </w:p>
         </w:tc>
@@ -26590,7 +26590,7 @@
                 <w:sz w:val="18"/>
                 <w:szCs w:val="18"/>
               </w:rPr>
-              <w:t xml:space="preserve">33.91</w:t>
+              <w:t xml:space="preserve">0</w:t>
             </w:r>
           </w:p>
         </w:tc>
@@ -26714,7 +26714,7 @@
                 <w:sz w:val="18"/>
                 <w:szCs w:val="18"/>
               </w:rPr>
-              <w:t xml:space="preserve">1.578e+04</w:t>
+              <w:t xml:space="preserve">0</w:t>
             </w:r>
           </w:p>
         </w:tc>
@@ -27769,7 +27769,7 @@
                 <w:sz w:val="18"/>
                 <w:szCs w:val="18"/>
               </w:rPr>
-              <w:t xml:space="preserve">47</w:t>
+              <w:t xml:space="preserve">82</w:t>
             </w:r>
           </w:p>
         </w:tc>
@@ -28017,7 +28017,7 @@
                 <w:sz w:val="18"/>
                 <w:szCs w:val="18"/>
               </w:rPr>
-              <w:t xml:space="preserve">94.3</w:t>
+              <w:t xml:space="preserve">84.7</w:t>
             </w:r>
           </w:p>
         </w:tc>
@@ -28141,7 +28141,7 @@
                 <w:sz w:val="18"/>
                 <w:szCs w:val="18"/>
               </w:rPr>
-              <w:t xml:space="preserve">9.727e+08</w:t>
+              <w:t xml:space="preserve">1.396e+09</w:t>
             </w:r>
           </w:p>
         </w:tc>
@@ -28265,7 +28265,7 @@
                 <w:sz w:val="18"/>
                 <w:szCs w:val="18"/>
               </w:rPr>
-              <w:t xml:space="preserve">9.104e+08</w:t>
+              <w:t xml:space="preserve">1.201e+09</w:t>
             </w:r>
           </w:p>
         </w:tc>
@@ -28389,7 +28389,7 @@
                 <w:sz w:val="18"/>
                 <w:szCs w:val="18"/>
               </w:rPr>
-              <w:t xml:space="preserve">93.6</w:t>
+              <w:t xml:space="preserve">86.1</w:t>
             </w:r>
           </w:p>
         </w:tc>
@@ -37463,7 +37463,7 @@
         <w:spacing w:after="120" w:line="276"/>
       </w:pPr>
       <w:r>
-        <w:t xml:space="preserve">1 rows, 8 columns.</w:t>
+        <w:t xml:space="preserve">1 rows, 10 columns.</w:t>
       </w:r>
     </w:p>
     <w:tbl>
@@ -38217,7 +38217,7 @@
                 <w:sz w:val="18"/>
                 <w:szCs w:val="18"/>
               </w:rPr>
-              <w:t xml:space="preserve">23</w:t>
+              <w:t xml:space="preserve">36</w:t>
             </w:r>
           </w:p>
         </w:tc>
@@ -38240,7 +38240,7 @@
                 <w:sz w:val="18"/>
                 <w:szCs w:val="18"/>
               </w:rPr>
-              <w:t xml:space="preserve">Validation checks that passed.</w:t>
+              <w:t xml:space="preserve">Validation checks that passed. Counted across every row of AuditLog, so pass, warning, info and fail sum to n_checks.</w:t>
             </w:r>
           </w:p>
         </w:tc>
@@ -38613,6 +38613,254 @@
                 <w:szCs w:val="18"/>
               </w:rPr>
               <w:t xml:space="preserve"/>
+            </w:r>
+          </w:p>
+        </w:tc>
+      </w:tr>
+      <w:tr>
+        <w:trPr>
+          <w:tblHeader w:val="false"/>
+        </w:trPr>
+        <w:tc>
+          <w:tcPr>
+            <w:tcW w:type="dxa" w:w="2434"/>
+            <w:tcMar>
+              <w:top w:type="dxa" w:w="60"/>
+              <w:left w:type="dxa" w:w="108"/>
+              <w:bottom w:type="dxa" w:w="60"/>
+              <w:right w:type="dxa" w:w="108"/>
+            </w:tcMar>
+          </w:tcPr>
+          <w:p>
+            <w:pPr>
+              <w:spacing w:after="0" w:line="240"/>
+            </w:pPr>
+            <w:r>
+              <w:rPr>
+                <w:rFonts w:ascii="Consolas" w:cs="Consolas" w:eastAsia="Consolas" w:hAnsi="Consolas"/>
+                <w:color w:val="6E1F2B"/>
+                <w:sz w:val="18"/>
+                <w:szCs w:val="18"/>
+              </w:rPr>
+              <w:t xml:space="preserve">n_info</w:t>
+            </w:r>
+          </w:p>
+        </w:tc>
+        <w:tc>
+          <w:tcPr>
+            <w:tcW w:type="dxa" w:w="1731"/>
+            <w:tcMar>
+              <w:top w:type="dxa" w:w="60"/>
+              <w:left w:type="dxa" w:w="108"/>
+              <w:bottom w:type="dxa" w:w="60"/>
+              <w:right w:type="dxa" w:w="108"/>
+            </w:tcMar>
+          </w:tcPr>
+          <w:p>
+            <w:pPr>
+              <w:spacing w:after="0" w:line="240"/>
+            </w:pPr>
+            <w:r>
+              <w:rPr>
+                <w:sz w:val="18"/>
+                <w:szCs w:val="18"/>
+              </w:rPr>
+              <w:t xml:space="preserve">integer</w:t>
+            </w:r>
+          </w:p>
+        </w:tc>
+        <w:tc>
+          <w:tcPr>
+            <w:tcW w:type="dxa" w:w="1731"/>
+            <w:tcMar>
+              <w:top w:type="dxa" w:w="60"/>
+              <w:left w:type="dxa" w:w="108"/>
+              <w:bottom w:type="dxa" w:w="60"/>
+              <w:right w:type="dxa" w:w="108"/>
+            </w:tcMar>
+          </w:tcPr>
+          <w:p>
+            <w:pPr>
+              <w:spacing w:after="0" w:line="240"/>
+            </w:pPr>
+            <w:r>
+              <w:rPr>
+                <w:sz w:val="18"/>
+                <w:szCs w:val="18"/>
+              </w:rPr>
+              <w:t xml:space="preserve">no</w:t>
+            </w:r>
+          </w:p>
+        </w:tc>
+        <w:tc>
+          <w:tcPr>
+            <w:tcW w:type="dxa" w:w="1731"/>
+            <w:tcMar>
+              <w:top w:type="dxa" w:w="60"/>
+              <w:left w:type="dxa" w:w="108"/>
+              <w:bottom w:type="dxa" w:w="60"/>
+              <w:right w:type="dxa" w:w="108"/>
+            </w:tcMar>
+          </w:tcPr>
+          <w:p>
+            <w:pPr>
+              <w:spacing w:after="0" w:line="240"/>
+            </w:pPr>
+            <w:r>
+              <w:rPr>
+                <w:rFonts w:ascii="Consolas" w:cs="Consolas" w:eastAsia="Consolas" w:hAnsi="Consolas"/>
+                <w:color w:val="6E1F2B"/>
+                <w:sz w:val="18"/>
+                <w:szCs w:val="18"/>
+              </w:rPr>
+              <w:t xml:space="preserve">1</w:t>
+            </w:r>
+          </w:p>
+        </w:tc>
+        <w:tc>
+          <w:tcPr>
+            <w:tcW w:type="dxa" w:w="1733"/>
+            <w:tcMar>
+              <w:top w:type="dxa" w:w="60"/>
+              <w:left w:type="dxa" w:w="108"/>
+              <w:bottom w:type="dxa" w:w="60"/>
+              <w:right w:type="dxa" w:w="108"/>
+            </w:tcMar>
+          </w:tcPr>
+          <w:p>
+            <w:pPr>
+              <w:spacing w:after="0" w:line="240"/>
+            </w:pPr>
+            <w:r>
+              <w:rPr>
+                <w:sz w:val="18"/>
+                <w:szCs w:val="18"/>
+              </w:rPr>
+              <w:t xml:space="preserve">Checks that recorded an outcome without passing or failing, such as an optional source that returned nothing.</w:t>
+            </w:r>
+          </w:p>
+        </w:tc>
+      </w:tr>
+      <w:tr>
+        <w:trPr>
+          <w:tblHeader w:val="false"/>
+        </w:trPr>
+        <w:tc>
+          <w:tcPr>
+            <w:tcW w:type="dxa" w:w="2434"/>
+            <w:tcMar>
+              <w:top w:type="dxa" w:w="60"/>
+              <w:left w:type="dxa" w:w="108"/>
+              <w:bottom w:type="dxa" w:w="60"/>
+              <w:right w:type="dxa" w:w="108"/>
+            </w:tcMar>
+          </w:tcPr>
+          <w:p>
+            <w:pPr>
+              <w:spacing w:after="0" w:line="240"/>
+            </w:pPr>
+            <w:r>
+              <w:rPr>
+                <w:rFonts w:ascii="Consolas" w:cs="Consolas" w:eastAsia="Consolas" w:hAnsi="Consolas"/>
+                <w:color w:val="6E1F2B"/>
+                <w:sz w:val="18"/>
+                <w:szCs w:val="18"/>
+              </w:rPr>
+              <w:t xml:space="preserve">n_checks</w:t>
+            </w:r>
+          </w:p>
+        </w:tc>
+        <w:tc>
+          <w:tcPr>
+            <w:tcW w:type="dxa" w:w="1731"/>
+            <w:tcMar>
+              <w:top w:type="dxa" w:w="60"/>
+              <w:left w:type="dxa" w:w="108"/>
+              <w:bottom w:type="dxa" w:w="60"/>
+              <w:right w:type="dxa" w:w="108"/>
+            </w:tcMar>
+          </w:tcPr>
+          <w:p>
+            <w:pPr>
+              <w:spacing w:after="0" w:line="240"/>
+            </w:pPr>
+            <w:r>
+              <w:rPr>
+                <w:sz w:val="18"/>
+                <w:szCs w:val="18"/>
+              </w:rPr>
+              <w:t xml:space="preserve">integer</w:t>
+            </w:r>
+          </w:p>
+        </w:tc>
+        <w:tc>
+          <w:tcPr>
+            <w:tcW w:type="dxa" w:w="1731"/>
+            <w:tcMar>
+              <w:top w:type="dxa" w:w="60"/>
+              <w:left w:type="dxa" w:w="108"/>
+              <w:bottom w:type="dxa" w:w="60"/>
+              <w:right w:type="dxa" w:w="108"/>
+            </w:tcMar>
+          </w:tcPr>
+          <w:p>
+            <w:pPr>
+              <w:spacing w:after="0" w:line="240"/>
+            </w:pPr>
+            <w:r>
+              <w:rPr>
+                <w:sz w:val="18"/>
+                <w:szCs w:val="18"/>
+              </w:rPr>
+              <w:t xml:space="preserve">no</w:t>
+            </w:r>
+          </w:p>
+        </w:tc>
+        <w:tc>
+          <w:tcPr>
+            <w:tcW w:type="dxa" w:w="1731"/>
+            <w:tcMar>
+              <w:top w:type="dxa" w:w="60"/>
+              <w:left w:type="dxa" w:w="108"/>
+              <w:bottom w:type="dxa" w:w="60"/>
+              <w:right w:type="dxa" w:w="108"/>
+            </w:tcMar>
+          </w:tcPr>
+          <w:p>
+            <w:pPr>
+              <w:spacing w:after="0" w:line="240"/>
+            </w:pPr>
+            <w:r>
+              <w:rPr>
+                <w:rFonts w:ascii="Consolas" w:cs="Consolas" w:eastAsia="Consolas" w:hAnsi="Consolas"/>
+                <w:color w:val="6E1F2B"/>
+                <w:sz w:val="18"/>
+                <w:szCs w:val="18"/>
+              </w:rPr>
+              <w:t xml:space="preserve">42</w:t>
+            </w:r>
+          </w:p>
+        </w:tc>
+        <w:tc>
+          <w:tcPr>
+            <w:tcW w:type="dxa" w:w="1733"/>
+            <w:tcMar>
+              <w:top w:type="dxa" w:w="60"/>
+              <w:left w:type="dxa" w:w="108"/>
+              <w:bottom w:type="dxa" w:w="60"/>
+              <w:right w:type="dxa" w:w="108"/>
+            </w:tcMar>
+          </w:tcPr>
+          <w:p>
+            <w:pPr>
+              <w:spacing w:after="0" w:line="240"/>
+            </w:pPr>
+            <w:r>
+              <w:rPr>
+                <w:sz w:val="18"/>
+                <w:szCs w:val="18"/>
+              </w:rPr>
+              <w:t xml:space="preserve">Total rows in AuditLog for this run: the number of checks a reader can see on the Audit log page.</w:t>
             </w:r>
           </w:p>
         </w:tc>
@@ -52470,7 +52718,7 @@
                 <w:sz w:val="18"/>
                 <w:szCs w:val="18"/>
               </w:rPr>
-              <w:t xml:space="preserve">8.038</w:t>
+              <w:t xml:space="preserve">8.134</w:t>
             </w:r>
           </w:p>
         </w:tc>
@@ -52842,7 +53090,7 @@
                 <w:sz w:val="18"/>
                 <w:szCs w:val="18"/>
               </w:rPr>
-              <w:t xml:space="preserve">32</w:t>
+              <w:t xml:space="preserve">35</w:t>
             </w:r>
           </w:p>
         </w:tc>
@@ -52966,7 +53214,7 @@
                 <w:sz w:val="18"/>
                 <w:szCs w:val="18"/>
               </w:rPr>
-              <w:t xml:space="preserve">14</w:t>
+              <w:t xml:space="preserve">15</w:t>
             </w:r>
           </w:p>
         </w:tc>
@@ -53090,7 +53338,7 @@
                 <w:sz w:val="18"/>
                 <w:szCs w:val="18"/>
               </w:rPr>
-              <w:t xml:space="preserve">17</w:t>
+              <w:t xml:space="preserve">19</w:t>
             </w:r>
           </w:p>
         </w:tc>
@@ -53214,7 +53462,7 @@
                 <w:sz w:val="18"/>
                 <w:szCs w:val="18"/>
               </w:rPr>
-              <w:t xml:space="preserve">58</w:t>
+              <w:t xml:space="preserve">69</w:t>
             </w:r>
           </w:p>
         </w:tc>
@@ -53338,7 +53586,7 @@
                 <w:sz w:val="18"/>
                 <w:szCs w:val="18"/>
               </w:rPr>
-              <w:t xml:space="preserve">570</w:t>
+              <w:t xml:space="preserve">553</w:t>
             </w:r>
           </w:p>
         </w:tc>

--- a/docs/NWGS_Grid_DATA_REFERENCE.docx
+++ b/docs/NWGS_Grid_DATA_REFERENCE.docx
@@ -39,7 +39,7 @@
       <w:r>
         <w:t xml:space="preserve"> </w:t>
       </w:r>
-      <w:hyperlink w:history="1" r:id="rIdsrhgefxsdshr8jpsa41pd">
+      <w:hyperlink w:history="1" r:id="rIdol-ddpyi9csoalucxgbum">
         <w:r>
           <w:rPr>
             <w:rStyle w:val="Hyperlink"/>
@@ -62,7 +62,7 @@
       <w:r>
         <w:t xml:space="preserve"> </w:t>
       </w:r>
-      <w:hyperlink w:history="1" r:id="rIdzcrjij7z95ftrsvo8t6r_">
+      <w:hyperlink w:history="1" r:id="rIdkgtmeatq5ijbzkk3jx_yi">
         <w:r>
           <w:rPr>
             <w:rStyle w:val="Hyperlink"/>
@@ -20373,7 +20373,7 @@
         <w:spacing w:after="120" w:line="276"/>
       </w:pPr>
       <w:r>
-        <w:t xml:space="preserve">1 rows, 12 columns.</w:t>
+        <w:t xml:space="preserve">1 rows, 14 columns.</w:t>
       </w:r>
     </w:p>
     <w:tbl>
@@ -20531,6 +20531,254 @@
                 <w:szCs w:val="18"/>
               </w:rPr>
               <w:t xml:space="preserve">Description</w:t>
+            </w:r>
+          </w:p>
+        </w:tc>
+      </w:tr>
+      <w:tr>
+        <w:trPr>
+          <w:tblHeader w:val="off"/>
+        </w:trPr>
+        <w:tc>
+          <w:tcPr>
+            <w:tcW w:type="dxa" w:w="2434"/>
+            <w:tcMar>
+              <w:top w:type="dxa" w:w="60"/>
+              <w:left w:type="dxa" w:w="108"/>
+              <w:bottom w:type="dxa" w:w="60"/>
+              <w:right w:type="dxa" w:w="108"/>
+            </w:tcMar>
+          </w:tcPr>
+          <w:p>
+            <w:pPr>
+              <w:spacing w:after="0" w:line="240"/>
+            </w:pPr>
+            <w:r>
+              <w:rPr>
+                <w:rFonts w:ascii="Consolas" w:cs="Consolas" w:eastAsia="Consolas" w:hAnsi="Consolas"/>
+                <w:color w:val="6E1F2B"/>
+                <w:sz w:val="18"/>
+                <w:szCs w:val="18"/>
+              </w:rPr>
+              <w:t xml:space="preserve">run_id</w:t>
+            </w:r>
+          </w:p>
+        </w:tc>
+        <w:tc>
+          <w:tcPr>
+            <w:tcW w:type="dxa" w:w="1731"/>
+            <w:tcMar>
+              <w:top w:type="dxa" w:w="60"/>
+              <w:left w:type="dxa" w:w="108"/>
+              <w:bottom w:type="dxa" w:w="60"/>
+              <w:right w:type="dxa" w:w="108"/>
+            </w:tcMar>
+          </w:tcPr>
+          <w:p>
+            <w:pPr>
+              <w:spacing w:after="0" w:line="240"/>
+            </w:pPr>
+            <w:r>
+              <w:rPr>
+                <w:sz w:val="18"/>
+                <w:szCs w:val="18"/>
+              </w:rPr>
+              <w:t xml:space="preserve">text</w:t>
+            </w:r>
+          </w:p>
+        </w:tc>
+        <w:tc>
+          <w:tcPr>
+            <w:tcW w:type="dxa" w:w="1731"/>
+            <w:tcMar>
+              <w:top w:type="dxa" w:w="60"/>
+              <w:left w:type="dxa" w:w="108"/>
+              <w:bottom w:type="dxa" w:w="60"/>
+              <w:right w:type="dxa" w:w="108"/>
+            </w:tcMar>
+          </w:tcPr>
+          <w:p>
+            <w:pPr>
+              <w:spacing w:after="0" w:line="240"/>
+            </w:pPr>
+            <w:r>
+              <w:rPr>
+                <w:sz w:val="18"/>
+                <w:szCs w:val="18"/>
+              </w:rPr>
+              <w:t xml:space="preserve">no</w:t>
+            </w:r>
+          </w:p>
+        </w:tc>
+        <w:tc>
+          <w:tcPr>
+            <w:tcW w:type="dxa" w:w="1731"/>
+            <w:tcMar>
+              <w:top w:type="dxa" w:w="60"/>
+              <w:left w:type="dxa" w:w="108"/>
+              <w:bottom w:type="dxa" w:w="60"/>
+              <w:right w:type="dxa" w:w="108"/>
+            </w:tcMar>
+          </w:tcPr>
+          <w:p>
+            <w:pPr>
+              <w:spacing w:after="0" w:line="240"/>
+            </w:pPr>
+            <w:r>
+              <w:rPr>
+                <w:rFonts w:ascii="Consolas" w:cs="Consolas" w:eastAsia="Consolas" w:hAnsi="Consolas"/>
+                <w:color w:val="6E1F2B"/>
+                <w:sz w:val="18"/>
+                <w:szCs w:val="18"/>
+              </w:rPr>
+              <w:t xml:space="preserve">run_20261009T1509Z</w:t>
+            </w:r>
+          </w:p>
+        </w:tc>
+        <w:tc>
+          <w:tcPr>
+            <w:tcW w:type="dxa" w:w="1733"/>
+            <w:tcMar>
+              <w:top w:type="dxa" w:w="60"/>
+              <w:left w:type="dxa" w:w="108"/>
+              <w:bottom w:type="dxa" w:w="60"/>
+              <w:right w:type="dxa" w:w="108"/>
+            </w:tcMar>
+          </w:tcPr>
+          <w:p>
+            <w:pPr>
+              <w:spacing w:after="0" w:line="240"/>
+            </w:pPr>
+            <w:r>
+              <w:rPr>
+                <w:sz w:val="18"/>
+                <w:szCs w:val="18"/>
+              </w:rPr>
+              <w:t xml:space="preserve">Identifier of the weekly run that produced the row. Derived from CDC's own dataset update timestamp, so it names the data vintage rather than the time the job executed.</w:t>
+            </w:r>
+          </w:p>
+        </w:tc>
+      </w:tr>
+      <w:tr>
+        <w:trPr>
+          <w:tblHeader w:val="off"/>
+        </w:trPr>
+        <w:tc>
+          <w:tcPr>
+            <w:tcW w:type="dxa" w:w="2434"/>
+            <w:tcMar>
+              <w:top w:type="dxa" w:w="60"/>
+              <w:left w:type="dxa" w:w="108"/>
+              <w:bottom w:type="dxa" w:w="60"/>
+              <w:right w:type="dxa" w:w="108"/>
+            </w:tcMar>
+          </w:tcPr>
+          <w:p>
+            <w:pPr>
+              <w:spacing w:after="0" w:line="240"/>
+            </w:pPr>
+            <w:r>
+              <w:rPr>
+                <w:rFonts w:ascii="Consolas" w:cs="Consolas" w:eastAsia="Consolas" w:hAnsi="Consolas"/>
+                <w:color w:val="6E1F2B"/>
+                <w:sz w:val="18"/>
+                <w:szCs w:val="18"/>
+              </w:rPr>
+              <w:t xml:space="preserve">data_as_of</w:t>
+            </w:r>
+          </w:p>
+        </w:tc>
+        <w:tc>
+          <w:tcPr>
+            <w:tcW w:type="dxa" w:w="1731"/>
+            <w:tcMar>
+              <w:top w:type="dxa" w:w="60"/>
+              <w:left w:type="dxa" w:w="108"/>
+              <w:bottom w:type="dxa" w:w="60"/>
+              <w:right w:type="dxa" w:w="108"/>
+            </w:tcMar>
+          </w:tcPr>
+          <w:p>
+            <w:pPr>
+              <w:spacing w:after="0" w:line="240"/>
+            </w:pPr>
+            <w:r>
+              <w:rPr>
+                <w:sz w:val="18"/>
+                <w:szCs w:val="18"/>
+              </w:rPr>
+              <w:t xml:space="preserve">date</w:t>
+            </w:r>
+          </w:p>
+        </w:tc>
+        <w:tc>
+          <w:tcPr>
+            <w:tcW w:type="dxa" w:w="1731"/>
+            <w:tcMar>
+              <w:top w:type="dxa" w:w="60"/>
+              <w:left w:type="dxa" w:w="108"/>
+              <w:bottom w:type="dxa" w:w="60"/>
+              <w:right w:type="dxa" w:w="108"/>
+            </w:tcMar>
+          </w:tcPr>
+          <w:p>
+            <w:pPr>
+              <w:spacing w:after="0" w:line="240"/>
+            </w:pPr>
+            <w:r>
+              <w:rPr>
+                <w:sz w:val="18"/>
+                <w:szCs w:val="18"/>
+              </w:rPr>
+              <w:t xml:space="preserve">no</w:t>
+            </w:r>
+          </w:p>
+        </w:tc>
+        <w:tc>
+          <w:tcPr>
+            <w:tcW w:type="dxa" w:w="1731"/>
+            <w:tcMar>
+              <w:top w:type="dxa" w:w="60"/>
+              <w:left w:type="dxa" w:w="108"/>
+              <w:bottom w:type="dxa" w:w="60"/>
+              <w:right w:type="dxa" w:w="108"/>
+            </w:tcMar>
+          </w:tcPr>
+          <w:p>
+            <w:pPr>
+              <w:spacing w:after="0" w:line="240"/>
+            </w:pPr>
+            <w:r>
+              <w:rPr>
+                <w:rFonts w:ascii="Consolas" w:cs="Consolas" w:eastAsia="Consolas" w:hAnsi="Consolas"/>
+                <w:color w:val="6E1F2B"/>
+                <w:sz w:val="18"/>
+                <w:szCs w:val="18"/>
+              </w:rPr>
+              <w:t xml:space="preserve">2026-09-05</w:t>
+            </w:r>
+          </w:p>
+        </w:tc>
+        <w:tc>
+          <w:tcPr>
+            <w:tcW w:type="dxa" w:w="1733"/>
+            <w:tcMar>
+              <w:top w:type="dxa" w:w="60"/>
+              <w:left w:type="dxa" w:w="108"/>
+              <w:bottom w:type="dxa" w:w="60"/>
+              <w:right w:type="dxa" w:w="108"/>
+            </w:tcMar>
+          </w:tcPr>
+          <w:p>
+            <w:pPr>
+              <w:spacing w:after="0" w:line="240"/>
+            </w:pPr>
+            <w:r>
+              <w:rPr>
+                <w:sz w:val="18"/>
+                <w:szCs w:val="18"/>
+              </w:rPr>
+              <w:t xml:space="preserve">End of the data window for the run, as published.</w:t>
             </w:r>
           </w:p>
         </w:tc>
@@ -22050,7 +22298,7 @@
         <w:spacing w:after="120" w:line="276"/>
       </w:pPr>
       <w:r>
-        <w:t xml:space="preserve">3,144 rows, 15 columns.</w:t>
+        <w:t xml:space="preserve">3,144 rows, 17 columns.</w:t>
       </w:r>
     </w:p>
     <w:tbl>
@@ -22208,6 +22456,254 @@
                 <w:szCs w:val="18"/>
               </w:rPr>
               <w:t xml:space="preserve">Description</w:t>
+            </w:r>
+          </w:p>
+        </w:tc>
+      </w:tr>
+      <w:tr>
+        <w:trPr>
+          <w:tblHeader w:val="off"/>
+        </w:trPr>
+        <w:tc>
+          <w:tcPr>
+            <w:tcW w:type="dxa" w:w="2434"/>
+            <w:tcMar>
+              <w:top w:type="dxa" w:w="60"/>
+              <w:left w:type="dxa" w:w="108"/>
+              <w:bottom w:type="dxa" w:w="60"/>
+              <w:right w:type="dxa" w:w="108"/>
+            </w:tcMar>
+          </w:tcPr>
+          <w:p>
+            <w:pPr>
+              <w:spacing w:after="0" w:line="240"/>
+            </w:pPr>
+            <w:r>
+              <w:rPr>
+                <w:rFonts w:ascii="Consolas" w:cs="Consolas" w:eastAsia="Consolas" w:hAnsi="Consolas"/>
+                <w:color w:val="6E1F2B"/>
+                <w:sz w:val="18"/>
+                <w:szCs w:val="18"/>
+              </w:rPr>
+              <w:t xml:space="preserve">run_id</w:t>
+            </w:r>
+          </w:p>
+        </w:tc>
+        <w:tc>
+          <w:tcPr>
+            <w:tcW w:type="dxa" w:w="1731"/>
+            <w:tcMar>
+              <w:top w:type="dxa" w:w="60"/>
+              <w:left w:type="dxa" w:w="108"/>
+              <w:bottom w:type="dxa" w:w="60"/>
+              <w:right w:type="dxa" w:w="108"/>
+            </w:tcMar>
+          </w:tcPr>
+          <w:p>
+            <w:pPr>
+              <w:spacing w:after="0" w:line="240"/>
+            </w:pPr>
+            <w:r>
+              <w:rPr>
+                <w:sz w:val="18"/>
+                <w:szCs w:val="18"/>
+              </w:rPr>
+              <w:t xml:space="preserve">text</w:t>
+            </w:r>
+          </w:p>
+        </w:tc>
+        <w:tc>
+          <w:tcPr>
+            <w:tcW w:type="dxa" w:w="1731"/>
+            <w:tcMar>
+              <w:top w:type="dxa" w:w="60"/>
+              <w:left w:type="dxa" w:w="108"/>
+              <w:bottom w:type="dxa" w:w="60"/>
+              <w:right w:type="dxa" w:w="108"/>
+            </w:tcMar>
+          </w:tcPr>
+          <w:p>
+            <w:pPr>
+              <w:spacing w:after="0" w:line="240"/>
+            </w:pPr>
+            <w:r>
+              <w:rPr>
+                <w:sz w:val="18"/>
+                <w:szCs w:val="18"/>
+              </w:rPr>
+              <w:t xml:space="preserve">no</w:t>
+            </w:r>
+          </w:p>
+        </w:tc>
+        <w:tc>
+          <w:tcPr>
+            <w:tcW w:type="dxa" w:w="1731"/>
+            <w:tcMar>
+              <w:top w:type="dxa" w:w="60"/>
+              <w:left w:type="dxa" w:w="108"/>
+              <w:bottom w:type="dxa" w:w="60"/>
+              <w:right w:type="dxa" w:w="108"/>
+            </w:tcMar>
+          </w:tcPr>
+          <w:p>
+            <w:pPr>
+              <w:spacing w:after="0" w:line="240"/>
+            </w:pPr>
+            <w:r>
+              <w:rPr>
+                <w:rFonts w:ascii="Consolas" w:cs="Consolas" w:eastAsia="Consolas" w:hAnsi="Consolas"/>
+                <w:color w:val="6E1F2B"/>
+                <w:sz w:val="18"/>
+                <w:szCs w:val="18"/>
+              </w:rPr>
+              <w:t xml:space="preserve">run_20261009T1509Z</w:t>
+            </w:r>
+          </w:p>
+        </w:tc>
+        <w:tc>
+          <w:tcPr>
+            <w:tcW w:type="dxa" w:w="1733"/>
+            <w:tcMar>
+              <w:top w:type="dxa" w:w="60"/>
+              <w:left w:type="dxa" w:w="108"/>
+              <w:bottom w:type="dxa" w:w="60"/>
+              <w:right w:type="dxa" w:w="108"/>
+            </w:tcMar>
+          </w:tcPr>
+          <w:p>
+            <w:pPr>
+              <w:spacing w:after="0" w:line="240"/>
+            </w:pPr>
+            <w:r>
+              <w:rPr>
+                <w:sz w:val="18"/>
+                <w:szCs w:val="18"/>
+              </w:rPr>
+              <w:t xml:space="preserve">Identifier of the weekly run that produced the row. Derived from CDC's own dataset update timestamp, so it names the data vintage rather than the time the job executed.</w:t>
+            </w:r>
+          </w:p>
+        </w:tc>
+      </w:tr>
+      <w:tr>
+        <w:trPr>
+          <w:tblHeader w:val="off"/>
+        </w:trPr>
+        <w:tc>
+          <w:tcPr>
+            <w:tcW w:type="dxa" w:w="2434"/>
+            <w:tcMar>
+              <w:top w:type="dxa" w:w="60"/>
+              <w:left w:type="dxa" w:w="108"/>
+              <w:bottom w:type="dxa" w:w="60"/>
+              <w:right w:type="dxa" w:w="108"/>
+            </w:tcMar>
+          </w:tcPr>
+          <w:p>
+            <w:pPr>
+              <w:spacing w:after="0" w:line="240"/>
+            </w:pPr>
+            <w:r>
+              <w:rPr>
+                <w:rFonts w:ascii="Consolas" w:cs="Consolas" w:eastAsia="Consolas" w:hAnsi="Consolas"/>
+                <w:color w:val="6E1F2B"/>
+                <w:sz w:val="18"/>
+                <w:szCs w:val="18"/>
+              </w:rPr>
+              <w:t xml:space="preserve">data_as_of</w:t>
+            </w:r>
+          </w:p>
+        </w:tc>
+        <w:tc>
+          <w:tcPr>
+            <w:tcW w:type="dxa" w:w="1731"/>
+            <w:tcMar>
+              <w:top w:type="dxa" w:w="60"/>
+              <w:left w:type="dxa" w:w="108"/>
+              <w:bottom w:type="dxa" w:w="60"/>
+              <w:right w:type="dxa" w:w="108"/>
+            </w:tcMar>
+          </w:tcPr>
+          <w:p>
+            <w:pPr>
+              <w:spacing w:after="0" w:line="240"/>
+            </w:pPr>
+            <w:r>
+              <w:rPr>
+                <w:sz w:val="18"/>
+                <w:szCs w:val="18"/>
+              </w:rPr>
+              <w:t xml:space="preserve">date</w:t>
+            </w:r>
+          </w:p>
+        </w:tc>
+        <w:tc>
+          <w:tcPr>
+            <w:tcW w:type="dxa" w:w="1731"/>
+            <w:tcMar>
+              <w:top w:type="dxa" w:w="60"/>
+              <w:left w:type="dxa" w:w="108"/>
+              <w:bottom w:type="dxa" w:w="60"/>
+              <w:right w:type="dxa" w:w="108"/>
+            </w:tcMar>
+          </w:tcPr>
+          <w:p>
+            <w:pPr>
+              <w:spacing w:after="0" w:line="240"/>
+            </w:pPr>
+            <w:r>
+              <w:rPr>
+                <w:sz w:val="18"/>
+                <w:szCs w:val="18"/>
+              </w:rPr>
+              <w:t xml:space="preserve">no</w:t>
+            </w:r>
+          </w:p>
+        </w:tc>
+        <w:tc>
+          <w:tcPr>
+            <w:tcW w:type="dxa" w:w="1731"/>
+            <w:tcMar>
+              <w:top w:type="dxa" w:w="60"/>
+              <w:left w:type="dxa" w:w="108"/>
+              <w:bottom w:type="dxa" w:w="60"/>
+              <w:right w:type="dxa" w:w="108"/>
+            </w:tcMar>
+          </w:tcPr>
+          <w:p>
+            <w:pPr>
+              <w:spacing w:after="0" w:line="240"/>
+            </w:pPr>
+            <w:r>
+              <w:rPr>
+                <w:rFonts w:ascii="Consolas" w:cs="Consolas" w:eastAsia="Consolas" w:hAnsi="Consolas"/>
+                <w:color w:val="6E1F2B"/>
+                <w:sz w:val="18"/>
+                <w:szCs w:val="18"/>
+              </w:rPr>
+              <w:t xml:space="preserve">2026-09-05</w:t>
+            </w:r>
+          </w:p>
+        </w:tc>
+        <w:tc>
+          <w:tcPr>
+            <w:tcW w:type="dxa" w:w="1733"/>
+            <w:tcMar>
+              <w:top w:type="dxa" w:w="60"/>
+              <w:left w:type="dxa" w:w="108"/>
+              <w:bottom w:type="dxa" w:w="60"/>
+              <w:right w:type="dxa" w:w="108"/>
+            </w:tcMar>
+          </w:tcPr>
+          <w:p>
+            <w:pPr>
+              <w:spacing w:after="0" w:line="240"/>
+            </w:pPr>
+            <w:r>
+              <w:rPr>
+                <w:sz w:val="18"/>
+                <w:szCs w:val="18"/>
+              </w:rPr>
+              <w:t xml:space="preserve">End of the data window for the run, as published.</w:t>
             </w:r>
           </w:p>
         </w:tc>
@@ -45111,7 +45607,7 @@
         <w:spacing w:after="120" w:line="276"/>
       </w:pPr>
       <w:r>
-        <w:t xml:space="preserve">3,144 rows, 7 columns.</w:t>
+        <w:t xml:space="preserve">3,144 rows, 9 columns.</w:t>
       </w:r>
     </w:p>
     <w:tbl>
@@ -45269,6 +45765,254 @@
                 <w:szCs w:val="18"/>
               </w:rPr>
               <w:t xml:space="preserve">Description</w:t>
+            </w:r>
+          </w:p>
+        </w:tc>
+      </w:tr>
+      <w:tr>
+        <w:trPr>
+          <w:tblHeader w:val="off"/>
+        </w:trPr>
+        <w:tc>
+          <w:tcPr>
+            <w:tcW w:type="dxa" w:w="2434"/>
+            <w:tcMar>
+              <w:top w:type="dxa" w:w="60"/>
+              <w:left w:type="dxa" w:w="108"/>
+              <w:bottom w:type="dxa" w:w="60"/>
+              <w:right w:type="dxa" w:w="108"/>
+            </w:tcMar>
+          </w:tcPr>
+          <w:p>
+            <w:pPr>
+              <w:spacing w:after="0" w:line="240"/>
+            </w:pPr>
+            <w:r>
+              <w:rPr>
+                <w:rFonts w:ascii="Consolas" w:cs="Consolas" w:eastAsia="Consolas" w:hAnsi="Consolas"/>
+                <w:color w:val="6E1F2B"/>
+                <w:sz w:val="18"/>
+                <w:szCs w:val="18"/>
+              </w:rPr>
+              <w:t xml:space="preserve">run_id</w:t>
+            </w:r>
+          </w:p>
+        </w:tc>
+        <w:tc>
+          <w:tcPr>
+            <w:tcW w:type="dxa" w:w="1731"/>
+            <w:tcMar>
+              <w:top w:type="dxa" w:w="60"/>
+              <w:left w:type="dxa" w:w="108"/>
+              <w:bottom w:type="dxa" w:w="60"/>
+              <w:right w:type="dxa" w:w="108"/>
+            </w:tcMar>
+          </w:tcPr>
+          <w:p>
+            <w:pPr>
+              <w:spacing w:after="0" w:line="240"/>
+            </w:pPr>
+            <w:r>
+              <w:rPr>
+                <w:sz w:val="18"/>
+                <w:szCs w:val="18"/>
+              </w:rPr>
+              <w:t xml:space="preserve">text</w:t>
+            </w:r>
+          </w:p>
+        </w:tc>
+        <w:tc>
+          <w:tcPr>
+            <w:tcW w:type="dxa" w:w="1731"/>
+            <w:tcMar>
+              <w:top w:type="dxa" w:w="60"/>
+              <w:left w:type="dxa" w:w="108"/>
+              <w:bottom w:type="dxa" w:w="60"/>
+              <w:right w:type="dxa" w:w="108"/>
+            </w:tcMar>
+          </w:tcPr>
+          <w:p>
+            <w:pPr>
+              <w:spacing w:after="0" w:line="240"/>
+            </w:pPr>
+            <w:r>
+              <w:rPr>
+                <w:sz w:val="18"/>
+                <w:szCs w:val="18"/>
+              </w:rPr>
+              <w:t xml:space="preserve">no</w:t>
+            </w:r>
+          </w:p>
+        </w:tc>
+        <w:tc>
+          <w:tcPr>
+            <w:tcW w:type="dxa" w:w="1731"/>
+            <w:tcMar>
+              <w:top w:type="dxa" w:w="60"/>
+              <w:left w:type="dxa" w:w="108"/>
+              <w:bottom w:type="dxa" w:w="60"/>
+              <w:right w:type="dxa" w:w="108"/>
+            </w:tcMar>
+          </w:tcPr>
+          <w:p>
+            <w:pPr>
+              <w:spacing w:after="0" w:line="240"/>
+            </w:pPr>
+            <w:r>
+              <w:rPr>
+                <w:rFonts w:ascii="Consolas" w:cs="Consolas" w:eastAsia="Consolas" w:hAnsi="Consolas"/>
+                <w:color w:val="6E1F2B"/>
+                <w:sz w:val="18"/>
+                <w:szCs w:val="18"/>
+              </w:rPr>
+              <w:t xml:space="preserve">run_20261009T1509Z</w:t>
+            </w:r>
+          </w:p>
+        </w:tc>
+        <w:tc>
+          <w:tcPr>
+            <w:tcW w:type="dxa" w:w="1733"/>
+            <w:tcMar>
+              <w:top w:type="dxa" w:w="60"/>
+              <w:left w:type="dxa" w:w="108"/>
+              <w:bottom w:type="dxa" w:w="60"/>
+              <w:right w:type="dxa" w:w="108"/>
+            </w:tcMar>
+          </w:tcPr>
+          <w:p>
+            <w:pPr>
+              <w:spacing w:after="0" w:line="240"/>
+            </w:pPr>
+            <w:r>
+              <w:rPr>
+                <w:sz w:val="18"/>
+                <w:szCs w:val="18"/>
+              </w:rPr>
+              <w:t xml:space="preserve">Identifier of the weekly run that produced the row. Derived from CDC's own dataset update timestamp, so it names the data vintage rather than the time the job executed.</w:t>
+            </w:r>
+          </w:p>
+        </w:tc>
+      </w:tr>
+      <w:tr>
+        <w:trPr>
+          <w:tblHeader w:val="off"/>
+        </w:trPr>
+        <w:tc>
+          <w:tcPr>
+            <w:tcW w:type="dxa" w:w="2434"/>
+            <w:tcMar>
+              <w:top w:type="dxa" w:w="60"/>
+              <w:left w:type="dxa" w:w="108"/>
+              <w:bottom w:type="dxa" w:w="60"/>
+              <w:right w:type="dxa" w:w="108"/>
+            </w:tcMar>
+          </w:tcPr>
+          <w:p>
+            <w:pPr>
+              <w:spacing w:after="0" w:line="240"/>
+            </w:pPr>
+            <w:r>
+              <w:rPr>
+                <w:rFonts w:ascii="Consolas" w:cs="Consolas" w:eastAsia="Consolas" w:hAnsi="Consolas"/>
+                <w:color w:val="6E1F2B"/>
+                <w:sz w:val="18"/>
+                <w:szCs w:val="18"/>
+              </w:rPr>
+              <w:t xml:space="preserve">data_as_of</w:t>
+            </w:r>
+          </w:p>
+        </w:tc>
+        <w:tc>
+          <w:tcPr>
+            <w:tcW w:type="dxa" w:w="1731"/>
+            <w:tcMar>
+              <w:top w:type="dxa" w:w="60"/>
+              <w:left w:type="dxa" w:w="108"/>
+              <w:bottom w:type="dxa" w:w="60"/>
+              <w:right w:type="dxa" w:w="108"/>
+            </w:tcMar>
+          </w:tcPr>
+          <w:p>
+            <w:pPr>
+              <w:spacing w:after="0" w:line="240"/>
+            </w:pPr>
+            <w:r>
+              <w:rPr>
+                <w:sz w:val="18"/>
+                <w:szCs w:val="18"/>
+              </w:rPr>
+              <w:t xml:space="preserve">date</w:t>
+            </w:r>
+          </w:p>
+        </w:tc>
+        <w:tc>
+          <w:tcPr>
+            <w:tcW w:type="dxa" w:w="1731"/>
+            <w:tcMar>
+              <w:top w:type="dxa" w:w="60"/>
+              <w:left w:type="dxa" w:w="108"/>
+              <w:bottom w:type="dxa" w:w="60"/>
+              <w:right w:type="dxa" w:w="108"/>
+            </w:tcMar>
+          </w:tcPr>
+          <w:p>
+            <w:pPr>
+              <w:spacing w:after="0" w:line="240"/>
+            </w:pPr>
+            <w:r>
+              <w:rPr>
+                <w:sz w:val="18"/>
+                <w:szCs w:val="18"/>
+              </w:rPr>
+              <w:t xml:space="preserve">no</w:t>
+            </w:r>
+          </w:p>
+        </w:tc>
+        <w:tc>
+          <w:tcPr>
+            <w:tcW w:type="dxa" w:w="1731"/>
+            <w:tcMar>
+              <w:top w:type="dxa" w:w="60"/>
+              <w:left w:type="dxa" w:w="108"/>
+              <w:bottom w:type="dxa" w:w="60"/>
+              <w:right w:type="dxa" w:w="108"/>
+            </w:tcMar>
+          </w:tcPr>
+          <w:p>
+            <w:pPr>
+              <w:spacing w:after="0" w:line="240"/>
+            </w:pPr>
+            <w:r>
+              <w:rPr>
+                <w:rFonts w:ascii="Consolas" w:cs="Consolas" w:eastAsia="Consolas" w:hAnsi="Consolas"/>
+                <w:color w:val="6E1F2B"/>
+                <w:sz w:val="18"/>
+                <w:szCs w:val="18"/>
+              </w:rPr>
+              <w:t xml:space="preserve">2026-09-05</w:t>
+            </w:r>
+          </w:p>
+        </w:tc>
+        <w:tc>
+          <w:tcPr>
+            <w:tcW w:type="dxa" w:w="1733"/>
+            <w:tcMar>
+              <w:top w:type="dxa" w:w="60"/>
+              <w:left w:type="dxa" w:w="108"/>
+              <w:bottom w:type="dxa" w:w="60"/>
+              <w:right w:type="dxa" w:w="108"/>
+            </w:tcMar>
+          </w:tcPr>
+          <w:p>
+            <w:pPr>
+              <w:spacing w:after="0" w:line="240"/>
+            </w:pPr>
+            <w:r>
+              <w:rPr>
+                <w:sz w:val="18"/>
+                <w:szCs w:val="18"/>
+              </w:rPr>
+              <w:t xml:space="preserve">End of the data window for the run, as published.</w:t>
             </w:r>
           </w:p>
         </w:tc>
@@ -46168,7 +46912,7 @@
         <w:spacing w:after="120" w:line="276"/>
       </w:pPr>
       <w:r>
-        <w:t xml:space="preserve">9 rows, 10 columns.</w:t>
+        <w:t xml:space="preserve">9 rows, 12 columns.</w:t>
       </w:r>
     </w:p>
     <w:tbl>
@@ -46326,6 +47070,254 @@
                 <w:szCs w:val="18"/>
               </w:rPr>
               <w:t xml:space="preserve">Description</w:t>
+            </w:r>
+          </w:p>
+        </w:tc>
+      </w:tr>
+      <w:tr>
+        <w:trPr>
+          <w:tblHeader w:val="off"/>
+        </w:trPr>
+        <w:tc>
+          <w:tcPr>
+            <w:tcW w:type="dxa" w:w="2434"/>
+            <w:tcMar>
+              <w:top w:type="dxa" w:w="60"/>
+              <w:left w:type="dxa" w:w="108"/>
+              <w:bottom w:type="dxa" w:w="60"/>
+              <w:right w:type="dxa" w:w="108"/>
+            </w:tcMar>
+          </w:tcPr>
+          <w:p>
+            <w:pPr>
+              <w:spacing w:after="0" w:line="240"/>
+            </w:pPr>
+            <w:r>
+              <w:rPr>
+                <w:rFonts w:ascii="Consolas" w:cs="Consolas" w:eastAsia="Consolas" w:hAnsi="Consolas"/>
+                <w:color w:val="6E1F2B"/>
+                <w:sz w:val="18"/>
+                <w:szCs w:val="18"/>
+              </w:rPr>
+              <w:t xml:space="preserve">run_id</w:t>
+            </w:r>
+          </w:p>
+        </w:tc>
+        <w:tc>
+          <w:tcPr>
+            <w:tcW w:type="dxa" w:w="1731"/>
+            <w:tcMar>
+              <w:top w:type="dxa" w:w="60"/>
+              <w:left w:type="dxa" w:w="108"/>
+              <w:bottom w:type="dxa" w:w="60"/>
+              <w:right w:type="dxa" w:w="108"/>
+            </w:tcMar>
+          </w:tcPr>
+          <w:p>
+            <w:pPr>
+              <w:spacing w:after="0" w:line="240"/>
+            </w:pPr>
+            <w:r>
+              <w:rPr>
+                <w:sz w:val="18"/>
+                <w:szCs w:val="18"/>
+              </w:rPr>
+              <w:t xml:space="preserve">text</w:t>
+            </w:r>
+          </w:p>
+        </w:tc>
+        <w:tc>
+          <w:tcPr>
+            <w:tcW w:type="dxa" w:w="1731"/>
+            <w:tcMar>
+              <w:top w:type="dxa" w:w="60"/>
+              <w:left w:type="dxa" w:w="108"/>
+              <w:bottom w:type="dxa" w:w="60"/>
+              <w:right w:type="dxa" w:w="108"/>
+            </w:tcMar>
+          </w:tcPr>
+          <w:p>
+            <w:pPr>
+              <w:spacing w:after="0" w:line="240"/>
+            </w:pPr>
+            <w:r>
+              <w:rPr>
+                <w:sz w:val="18"/>
+                <w:szCs w:val="18"/>
+              </w:rPr>
+              <w:t xml:space="preserve">no</w:t>
+            </w:r>
+          </w:p>
+        </w:tc>
+        <w:tc>
+          <w:tcPr>
+            <w:tcW w:type="dxa" w:w="1731"/>
+            <w:tcMar>
+              <w:top w:type="dxa" w:w="60"/>
+              <w:left w:type="dxa" w:w="108"/>
+              <w:bottom w:type="dxa" w:w="60"/>
+              <w:right w:type="dxa" w:w="108"/>
+            </w:tcMar>
+          </w:tcPr>
+          <w:p>
+            <w:pPr>
+              <w:spacing w:after="0" w:line="240"/>
+            </w:pPr>
+            <w:r>
+              <w:rPr>
+                <w:rFonts w:ascii="Consolas" w:cs="Consolas" w:eastAsia="Consolas" w:hAnsi="Consolas"/>
+                <w:color w:val="6E1F2B"/>
+                <w:sz w:val="18"/>
+                <w:szCs w:val="18"/>
+              </w:rPr>
+              <w:t xml:space="preserve">run_20261009T1509Z</w:t>
+            </w:r>
+          </w:p>
+        </w:tc>
+        <w:tc>
+          <w:tcPr>
+            <w:tcW w:type="dxa" w:w="1733"/>
+            <w:tcMar>
+              <w:top w:type="dxa" w:w="60"/>
+              <w:left w:type="dxa" w:w="108"/>
+              <w:bottom w:type="dxa" w:w="60"/>
+              <w:right w:type="dxa" w:w="108"/>
+            </w:tcMar>
+          </w:tcPr>
+          <w:p>
+            <w:pPr>
+              <w:spacing w:after="0" w:line="240"/>
+            </w:pPr>
+            <w:r>
+              <w:rPr>
+                <w:sz w:val="18"/>
+                <w:szCs w:val="18"/>
+              </w:rPr>
+              <w:t xml:space="preserve">Identifier of the weekly run that produced the row. Derived from CDC's own dataset update timestamp, so it names the data vintage rather than the time the job executed.</w:t>
+            </w:r>
+          </w:p>
+        </w:tc>
+      </w:tr>
+      <w:tr>
+        <w:trPr>
+          <w:tblHeader w:val="off"/>
+        </w:trPr>
+        <w:tc>
+          <w:tcPr>
+            <w:tcW w:type="dxa" w:w="2434"/>
+            <w:tcMar>
+              <w:top w:type="dxa" w:w="60"/>
+              <w:left w:type="dxa" w:w="108"/>
+              <w:bottom w:type="dxa" w:w="60"/>
+              <w:right w:type="dxa" w:w="108"/>
+            </w:tcMar>
+          </w:tcPr>
+          <w:p>
+            <w:pPr>
+              <w:spacing w:after="0" w:line="240"/>
+            </w:pPr>
+            <w:r>
+              <w:rPr>
+                <w:rFonts w:ascii="Consolas" w:cs="Consolas" w:eastAsia="Consolas" w:hAnsi="Consolas"/>
+                <w:color w:val="6E1F2B"/>
+                <w:sz w:val="18"/>
+                <w:szCs w:val="18"/>
+              </w:rPr>
+              <w:t xml:space="preserve">data_as_of</w:t>
+            </w:r>
+          </w:p>
+        </w:tc>
+        <w:tc>
+          <w:tcPr>
+            <w:tcW w:type="dxa" w:w="1731"/>
+            <w:tcMar>
+              <w:top w:type="dxa" w:w="60"/>
+              <w:left w:type="dxa" w:w="108"/>
+              <w:bottom w:type="dxa" w:w="60"/>
+              <w:right w:type="dxa" w:w="108"/>
+            </w:tcMar>
+          </w:tcPr>
+          <w:p>
+            <w:pPr>
+              <w:spacing w:after="0" w:line="240"/>
+            </w:pPr>
+            <w:r>
+              <w:rPr>
+                <w:sz w:val="18"/>
+                <w:szCs w:val="18"/>
+              </w:rPr>
+              <w:t xml:space="preserve">date</w:t>
+            </w:r>
+          </w:p>
+        </w:tc>
+        <w:tc>
+          <w:tcPr>
+            <w:tcW w:type="dxa" w:w="1731"/>
+            <w:tcMar>
+              <w:top w:type="dxa" w:w="60"/>
+              <w:left w:type="dxa" w:w="108"/>
+              <w:bottom w:type="dxa" w:w="60"/>
+              <w:right w:type="dxa" w:w="108"/>
+            </w:tcMar>
+          </w:tcPr>
+          <w:p>
+            <w:pPr>
+              <w:spacing w:after="0" w:line="240"/>
+            </w:pPr>
+            <w:r>
+              <w:rPr>
+                <w:sz w:val="18"/>
+                <w:szCs w:val="18"/>
+              </w:rPr>
+              <w:t xml:space="preserve">no</w:t>
+            </w:r>
+          </w:p>
+        </w:tc>
+        <w:tc>
+          <w:tcPr>
+            <w:tcW w:type="dxa" w:w="1731"/>
+            <w:tcMar>
+              <w:top w:type="dxa" w:w="60"/>
+              <w:left w:type="dxa" w:w="108"/>
+              <w:bottom w:type="dxa" w:w="60"/>
+              <w:right w:type="dxa" w:w="108"/>
+            </w:tcMar>
+          </w:tcPr>
+          <w:p>
+            <w:pPr>
+              <w:spacing w:after="0" w:line="240"/>
+            </w:pPr>
+            <w:r>
+              <w:rPr>
+                <w:rFonts w:ascii="Consolas" w:cs="Consolas" w:eastAsia="Consolas" w:hAnsi="Consolas"/>
+                <w:color w:val="6E1F2B"/>
+                <w:sz w:val="18"/>
+                <w:szCs w:val="18"/>
+              </w:rPr>
+              <w:t xml:space="preserve">2026-09-05</w:t>
+            </w:r>
+          </w:p>
+        </w:tc>
+        <w:tc>
+          <w:tcPr>
+            <w:tcW w:type="dxa" w:w="1733"/>
+            <w:tcMar>
+              <w:top w:type="dxa" w:w="60"/>
+              <w:left w:type="dxa" w:w="108"/>
+              <w:bottom w:type="dxa" w:w="60"/>
+              <w:right w:type="dxa" w:w="108"/>
+            </w:tcMar>
+          </w:tcPr>
+          <w:p>
+            <w:pPr>
+              <w:spacing w:after="0" w:line="240"/>
+            </w:pPr>
+            <w:r>
+              <w:rPr>
+                <w:sz w:val="18"/>
+                <w:szCs w:val="18"/>
+              </w:rPr>
+              <w:t xml:space="preserve">End of the data window for the run, as published.</w:t>
             </w:r>
           </w:p>
         </w:tc>
